--- a/Lab1/report.docx
+++ b/Lab1/report.docx
@@ -278,7 +278,15 @@
         <w:spacing w:after="120" w:line="240" w:lineRule="auto"/>
       </w:pPr>
       <w:r>
-        <w:t xml:space="preserve">                                                                                                    Болтак С. В.</w:t>
+        <w:t xml:space="preserve">                                                                                                    </w:t>
+      </w:r>
+      <w:proofErr w:type="spellStart"/>
+      <w:r>
+        <w:t>Болтак</w:t>
+      </w:r>
+      <w:proofErr w:type="spellEnd"/>
+      <w:r>
+        <w:t xml:space="preserve"> С. В.</w:t>
       </w:r>
     </w:p>
     <w:p>
@@ -411,14 +419,10 @@
           <w:szCs w:val="22"/>
           <w:lang w:val="ru-BY"/>
         </w:rPr>
-        <w:t>- Шифр Плейфейра с 4мя шифрующими таблицами, текст на английском языке;</w:t>
-      </w:r>
-    </w:p>
-    <w:p>
-      <w:pPr>
-        <w:pStyle w:val="a3"/>
-        <w:spacing w:line="240" w:lineRule="auto"/>
-        <w:ind w:left="440"/>
+        <w:t xml:space="preserve">- Шифр </w:t>
+      </w:r>
+      <w:proofErr w:type="spellStart"/>
+      <w:r>
         <w:rPr>
           <w:rFonts w:eastAsia="sans-serif"/>
           <w:color w:val="000000"/>
@@ -426,7 +430,9 @@
           <w:szCs w:val="22"/>
           <w:lang w:val="ru-BY"/>
         </w:rPr>
-      </w:pPr>
+        <w:t>Плейфейра</w:t>
+      </w:r>
+      <w:proofErr w:type="spellEnd"/>
       <w:r>
         <w:rPr>
           <w:rFonts w:eastAsia="sans-serif"/>
@@ -435,14 +441,14 @@
           <w:szCs w:val="22"/>
           <w:lang w:val="ru-BY"/>
         </w:rPr>
-        <w:t>- алгоритм Виженера, прямой ключ, текст на русском языке.</w:t>
+        <w:t xml:space="preserve"> с 4мя шифрующими таблицами, текст на английском языке;</w:t>
       </w:r>
     </w:p>
     <w:p>
       <w:pPr>
         <w:pStyle w:val="a3"/>
         <w:spacing w:line="240" w:lineRule="auto"/>
-        <w:ind w:firstLine="440"/>
+        <w:ind w:left="440"/>
         <w:rPr>
           <w:rFonts w:eastAsia="sans-serif"/>
           <w:color w:val="000000"/>
@@ -459,14 +465,10 @@
           <w:szCs w:val="22"/>
           <w:lang w:val="ru-BY"/>
         </w:rPr>
-        <w:t>Для всех алгоритмов ключ задается с клавиатуры пользователем.</w:t>
-      </w:r>
-    </w:p>
-    <w:p>
-      <w:pPr>
-        <w:pStyle w:val="a3"/>
-        <w:spacing w:line="240" w:lineRule="auto"/>
-        <w:ind w:firstLine="440"/>
+        <w:t>- алгоритм </w:t>
+      </w:r>
+      <w:proofErr w:type="spellStart"/>
+      <w:r>
         <w:rPr>
           <w:rFonts w:eastAsia="sans-serif"/>
           <w:color w:val="000000"/>
@@ -474,7 +476,9 @@
           <w:szCs w:val="22"/>
           <w:lang w:val="ru-BY"/>
         </w:rPr>
-      </w:pPr>
+        <w:t>Виженера</w:t>
+      </w:r>
+      <w:proofErr w:type="spellEnd"/>
       <w:r>
         <w:rPr>
           <w:rFonts w:eastAsia="sans-serif"/>
@@ -483,7 +487,75 @@
           <w:szCs w:val="22"/>
           <w:lang w:val="ru-BY"/>
         </w:rPr>
-        <w:t>Программа должна игнорировать все символы, не являющиеся буквами заданного алфавита,  и шифровать только текст на заданном языке. Все алгоритмы должны быть реализованы в одной программе. Программа не должна быть написана в консольном режиме. Результат работы программы – зашифрованный/расшифрованный файл/ы. Кроме работы с файлами программа должна предоставлять ввод/вывод шифруемого текста с клавиатуры/на экран.</w:t>
+        <w:t>, прямой ключ, текст на русском языке.</w:t>
+      </w:r>
+    </w:p>
+    <w:p>
+      <w:pPr>
+        <w:pStyle w:val="a3"/>
+        <w:spacing w:line="240" w:lineRule="auto"/>
+        <w:ind w:firstLine="440"/>
+        <w:rPr>
+          <w:rFonts w:eastAsia="sans-serif"/>
+          <w:color w:val="000000"/>
+          <w:sz w:val="22"/>
+          <w:szCs w:val="22"/>
+          <w:lang w:val="ru-BY"/>
+        </w:rPr>
+      </w:pPr>
+      <w:r>
+        <w:rPr>
+          <w:rFonts w:eastAsia="sans-serif"/>
+          <w:color w:val="000000"/>
+          <w:sz w:val="22"/>
+          <w:szCs w:val="22"/>
+          <w:lang w:val="ru-BY"/>
+        </w:rPr>
+        <w:t>Для всех алгоритмов ключ задается с клавиатуры пользователем.</w:t>
+      </w:r>
+    </w:p>
+    <w:p>
+      <w:pPr>
+        <w:pStyle w:val="a3"/>
+        <w:spacing w:line="240" w:lineRule="auto"/>
+        <w:ind w:firstLine="440"/>
+        <w:rPr>
+          <w:rFonts w:eastAsia="sans-serif"/>
+          <w:color w:val="000000"/>
+          <w:sz w:val="22"/>
+          <w:szCs w:val="22"/>
+          <w:lang w:val="ru-BY"/>
+        </w:rPr>
+      </w:pPr>
+      <w:r>
+        <w:rPr>
+          <w:rFonts w:eastAsia="sans-serif"/>
+          <w:color w:val="000000"/>
+          <w:sz w:val="22"/>
+          <w:szCs w:val="22"/>
+          <w:lang w:val="ru-BY"/>
+        </w:rPr>
+        <w:t xml:space="preserve">Программа должна игнорировать все символы, не являющиеся буквами заданного </w:t>
+      </w:r>
+      <w:r>
+        <w:rPr>
+          <w:rFonts w:eastAsia="sans-serif"/>
+          <w:color w:val="000000"/>
+          <w:sz w:val="22"/>
+          <w:szCs w:val="22"/>
+          <w:lang w:val="ru-BY"/>
+        </w:rPr>
+        <w:t>алфавита, и</w:t>
+      </w:r>
+      <w:r>
+        <w:rPr>
+          <w:rFonts w:eastAsia="sans-serif"/>
+          <w:color w:val="000000"/>
+          <w:sz w:val="22"/>
+          <w:szCs w:val="22"/>
+          <w:lang w:val="ru-BY"/>
+        </w:rPr>
+        <w:t xml:space="preserve"> шифровать только текст на заданном языке. Все алгоритмы должны быть реализованы в одной программе. Программа не должна быть написана в консольном режиме. Результат работы программы – зашифрованный/расшифрованный файл/ы. Кроме работы с файлами программа должна предоставлять ввод/вывод шифруемого текста с клавиатуры/на экран.</w:t>
       </w:r>
     </w:p>
     <w:p>
@@ -519,7 +591,6 @@
           <w:bCs/>
           <w:sz w:val="24"/>
           <w:szCs w:val="24"/>
-          <w:lang w:val="en-US"/>
         </w:rPr>
       </w:pPr>
       <w:r>
@@ -529,8 +600,9 @@
           <w:sz w:val="24"/>
           <w:szCs w:val="24"/>
         </w:rPr>
-        <w:t>Шифр Плейфера</w:t>
-      </w:r>
+        <w:t xml:space="preserve">Шифр </w:t>
+      </w:r>
+      <w:proofErr w:type="spellStart"/>
       <w:r>
         <w:rPr>
           <w:b/>
@@ -538,8 +610,9 @@
           <w:sz w:val="24"/>
           <w:szCs w:val="24"/>
         </w:rPr>
-        <w:t xml:space="preserve"> </w:t>
-      </w:r>
+        <w:t>Плейфера</w:t>
+      </w:r>
+      <w:proofErr w:type="spellEnd"/>
       <w:r>
         <w:rPr>
           <w:b/>
@@ -547,7 +620,7 @@
           <w:sz w:val="24"/>
           <w:szCs w:val="24"/>
         </w:rPr>
-        <w:t>с 4мя шифрующими таблицами</w:t>
+        <w:t xml:space="preserve"> с 4мя шифрующими таблицами</w:t>
       </w:r>
     </w:p>
     <w:p>
@@ -578,6 +651,7 @@
         <w:rPr>
           <w:sz w:val="24"/>
           <w:szCs w:val="24"/>
+          <w:lang w:val="en-US"/>
         </w:rPr>
       </w:pPr>
       <w:r>
@@ -594,17 +668,179 @@
         </w:rPr>
         <w:t>:</w:t>
       </w:r>
-      <w:r>
-        <w:rPr>
-          <w:i/>
-          <w:iCs/>
-          <w:sz w:val="24"/>
-          <w:szCs w:val="24"/>
+    </w:p>
+    <w:p>
+      <w:pPr>
+        <w:spacing w:line="240" w:lineRule="auto"/>
+        <w:rPr>
+          <w:sz w:val="24"/>
+          <w:szCs w:val="24"/>
+          <w:lang w:val="en-US"/>
+        </w:rPr>
+      </w:pPr>
+      <w:r>
+        <w:rPr>
+          <w:sz w:val="24"/>
+          <w:szCs w:val="24"/>
+        </w:rPr>
+        <w:t>Текст</w:t>
+      </w:r>
+      <w:r>
+        <w:rPr>
+          <w:sz w:val="24"/>
+          <w:szCs w:val="24"/>
+          <w:lang w:val="en-US"/>
+        </w:rPr>
+        <w:t xml:space="preserve">: </w:t>
+      </w:r>
+      <w:r>
+        <w:rPr>
+          <w:sz w:val="24"/>
+          <w:szCs w:val="24"/>
+          <w:lang w:val="en-US"/>
+        </w:rPr>
+        <w:t>I</w:t>
+      </w:r>
+      <w:r>
+        <w:rPr>
+          <w:sz w:val="24"/>
+          <w:szCs w:val="24"/>
+          <w:lang w:val="en-US"/>
+        </w:rPr>
+        <w:t xml:space="preserve"> </w:t>
+      </w:r>
+      <w:r>
+        <w:rPr>
+          <w:sz w:val="24"/>
+          <w:szCs w:val="24"/>
+          <w:lang w:val="en-US"/>
+        </w:rPr>
+        <w:t>like</w:t>
+      </w:r>
+      <w:r>
+        <w:rPr>
+          <w:sz w:val="24"/>
+          <w:szCs w:val="24"/>
+          <w:lang w:val="en-US"/>
+        </w:rPr>
+        <w:t xml:space="preserve"> </w:t>
+      </w:r>
+      <w:r>
+        <w:rPr>
+          <w:sz w:val="24"/>
+          <w:szCs w:val="24"/>
+          <w:lang w:val="en-US"/>
+        </w:rPr>
+        <w:t>to</w:t>
+      </w:r>
+      <w:r>
+        <w:rPr>
+          <w:sz w:val="24"/>
+          <w:szCs w:val="24"/>
+          <w:lang w:val="en-US"/>
+        </w:rPr>
+        <w:t xml:space="preserve"> </w:t>
+      </w:r>
+      <w:r>
+        <w:rPr>
+          <w:sz w:val="24"/>
+          <w:szCs w:val="24"/>
+          <w:lang w:val="en-US"/>
+        </w:rPr>
+        <w:t>encrypt</w:t>
+      </w:r>
+      <w:r>
+        <w:rPr>
+          <w:sz w:val="24"/>
+          <w:szCs w:val="24"/>
+          <w:lang w:val="en-US"/>
+        </w:rPr>
+        <w:t xml:space="preserve"> </w:t>
+      </w:r>
+      <w:r>
+        <w:rPr>
+          <w:sz w:val="24"/>
+          <w:szCs w:val="24"/>
+        </w:rPr>
+        <w:t>недопустимые</w:t>
+      </w:r>
+      <w:r>
+        <w:rPr>
+          <w:sz w:val="24"/>
+          <w:szCs w:val="24"/>
+          <w:lang w:val="en-US"/>
+        </w:rPr>
+        <w:t xml:space="preserve"> </w:t>
+      </w:r>
+      <w:r>
+        <w:rPr>
+          <w:sz w:val="24"/>
+          <w:szCs w:val="24"/>
+        </w:rPr>
+        <w:t>данные</w:t>
+      </w:r>
+      <w:r>
+        <w:rPr>
+          <w:sz w:val="24"/>
+          <w:szCs w:val="24"/>
+          <w:lang w:val="en-US"/>
+        </w:rPr>
+        <w:t xml:space="preserve"> </w:t>
+      </w:r>
+      <w:r>
+        <w:rPr>
+          <w:sz w:val="24"/>
+          <w:szCs w:val="24"/>
+          <w:lang w:val="en-US"/>
+        </w:rPr>
+        <w:t>information</w:t>
+      </w:r>
+    </w:p>
+    <w:p>
+      <w:pPr>
+        <w:spacing w:line="240" w:lineRule="auto"/>
+        <w:rPr>
+          <w:sz w:val="24"/>
+          <w:szCs w:val="24"/>
+          <w:lang w:val="en-US"/>
+        </w:rPr>
+      </w:pPr>
+      <w:r>
+        <w:rPr>
+          <w:sz w:val="24"/>
+          <w:szCs w:val="24"/>
+        </w:rPr>
+        <w:t>Результат</w:t>
+      </w:r>
+      <w:r>
+        <w:rPr>
+          <w:sz w:val="24"/>
+          <w:szCs w:val="24"/>
+          <w:lang w:val="en-US"/>
+        </w:rPr>
+        <w:t xml:space="preserve">: </w:t>
+      </w:r>
+      <w:r>
+        <w:rPr>
+          <w:sz w:val="24"/>
+          <w:szCs w:val="24"/>
+          <w:lang w:val="en-US"/>
+        </w:rPr>
+        <w:t>GLMFRAOIMDSVIEHCEPNAREKCIX</w:t>
+      </w:r>
+      <w:r>
+        <w:rPr>
+          <w:i/>
+          <w:iCs/>
+          <w:sz w:val="24"/>
+          <w:szCs w:val="24"/>
+          <w:lang w:val="en-US"/>
         </w:rPr>
         <w:br/>
       </w:r>
       <w:r>
         <w:rPr>
+          <w:noProof/>
           <w:sz w:val="24"/>
           <w:szCs w:val="24"/>
         </w:rPr>
@@ -624,7 +860,7 @@
                     <pic:cNvPicPr/>
                   </pic:nvPicPr>
                   <pic:blipFill>
-                    <a:blip r:embed="rId7"/>
+                    <a:blip r:embed="rId8"/>
                     <a:stretch>
                       <a:fillRect/>
                     </a:stretch>
@@ -652,58 +888,125 @@
         <w:rPr>
           <w:sz w:val="24"/>
           <w:szCs w:val="24"/>
-        </w:rPr>
-      </w:pPr>
-    </w:p>
-    <w:p>
-      <w:pPr>
-        <w:spacing w:line="240" w:lineRule="auto"/>
-        <w:jc w:val="center"/>
-        <w:rPr>
-          <w:sz w:val="24"/>
-          <w:szCs w:val="24"/>
-        </w:rPr>
-      </w:pPr>
-    </w:p>
-    <w:p>
-      <w:pPr>
-        <w:spacing w:line="240" w:lineRule="auto"/>
-        <w:jc w:val="center"/>
-        <w:rPr>
-          <w:sz w:val="24"/>
-          <w:szCs w:val="24"/>
-        </w:rPr>
-      </w:pPr>
-    </w:p>
-    <w:p>
-      <w:pPr>
-        <w:spacing w:line="240" w:lineRule="auto"/>
-        <w:jc w:val="center"/>
-        <w:rPr>
-          <w:sz w:val="24"/>
-          <w:szCs w:val="24"/>
-        </w:rPr>
-      </w:pPr>
-    </w:p>
-    <w:p>
-      <w:pPr>
-        <w:spacing w:line="240" w:lineRule="auto"/>
-        <w:jc w:val="center"/>
-        <w:rPr>
-          <w:sz w:val="24"/>
-          <w:szCs w:val="24"/>
-        </w:rPr>
-      </w:pPr>
-    </w:p>
-    <w:p>
-      <w:pPr>
-        <w:spacing w:line="240" w:lineRule="auto"/>
-        <w:jc w:val="center"/>
-        <w:rPr>
-          <w:sz w:val="24"/>
-          <w:szCs w:val="24"/>
-        </w:rPr>
-      </w:pPr>
+          <w:lang w:val="en-US"/>
+        </w:rPr>
+      </w:pPr>
+    </w:p>
+    <w:p>
+      <w:pPr>
+        <w:spacing w:line="240" w:lineRule="auto"/>
+        <w:jc w:val="center"/>
+        <w:rPr>
+          <w:sz w:val="24"/>
+          <w:szCs w:val="24"/>
+          <w:lang w:val="en-US"/>
+        </w:rPr>
+      </w:pPr>
+    </w:p>
+    <w:p>
+      <w:pPr>
+        <w:spacing w:line="240" w:lineRule="auto"/>
+        <w:jc w:val="center"/>
+        <w:rPr>
+          <w:sz w:val="24"/>
+          <w:szCs w:val="24"/>
+          <w:lang w:val="en-US"/>
+        </w:rPr>
+      </w:pPr>
+    </w:p>
+    <w:p>
+      <w:pPr>
+        <w:spacing w:line="240" w:lineRule="auto"/>
+        <w:jc w:val="center"/>
+        <w:rPr>
+          <w:sz w:val="24"/>
+          <w:szCs w:val="24"/>
+        </w:rPr>
+      </w:pPr>
+    </w:p>
+    <w:p>
+      <w:pPr>
+        <w:spacing w:line="240" w:lineRule="auto"/>
+        <w:jc w:val="center"/>
+        <w:rPr>
+          <w:sz w:val="24"/>
+          <w:szCs w:val="24"/>
+          <w:lang w:val="en-US"/>
+        </w:rPr>
+      </w:pPr>
+      <w:r>
+        <w:rPr>
+          <w:sz w:val="24"/>
+          <w:szCs w:val="24"/>
+        </w:rPr>
+        <w:t>Дешифрование</w:t>
+      </w:r>
+      <w:r>
+        <w:rPr>
+          <w:sz w:val="24"/>
+          <w:szCs w:val="24"/>
+          <w:lang w:val="en-US"/>
+        </w:rPr>
+        <w:t>:</w:t>
+      </w:r>
+    </w:p>
+    <w:p>
+      <w:pPr>
+        <w:spacing w:line="240" w:lineRule="auto"/>
+        <w:rPr>
+          <w:sz w:val="24"/>
+          <w:szCs w:val="24"/>
+          <w:lang w:val="en-US"/>
+        </w:rPr>
+      </w:pPr>
+      <w:r>
+        <w:rPr>
+          <w:sz w:val="24"/>
+          <w:szCs w:val="24"/>
+        </w:rPr>
+        <w:t>Текст</w:t>
+      </w:r>
+      <w:r>
+        <w:rPr>
+          <w:sz w:val="24"/>
+          <w:szCs w:val="24"/>
+          <w:lang w:val="en-US"/>
+        </w:rPr>
+        <w:t>: GLMFRAOIMDSVIEHCEPNAREKCIX</w:t>
+      </w:r>
+    </w:p>
+    <w:p>
+      <w:pPr>
+        <w:spacing w:line="240" w:lineRule="auto"/>
+        <w:rPr>
+          <w:sz w:val="24"/>
+          <w:szCs w:val="24"/>
+          <w:lang w:val="en-US"/>
+        </w:rPr>
+      </w:pPr>
+      <w:r>
+        <w:rPr>
+          <w:sz w:val="24"/>
+          <w:szCs w:val="24"/>
+        </w:rPr>
+        <w:t>Результат</w:t>
+      </w:r>
+      <w:r>
+        <w:rPr>
+          <w:sz w:val="24"/>
+          <w:szCs w:val="24"/>
+          <w:lang w:val="en-US"/>
+        </w:rPr>
+        <w:t xml:space="preserve">: </w:t>
+      </w:r>
+      <w:r>
+        <w:rPr>
+          <w:sz w:val="24"/>
+          <w:szCs w:val="24"/>
+          <w:lang w:val="en-US"/>
+        </w:rPr>
+        <w:t>ILIKETOENCRYPTINFORMATIONX</w:t>
+      </w:r>
     </w:p>
     <w:p>
       <w:pPr>
@@ -718,22 +1021,9 @@
       </w:pPr>
       <w:r>
         <w:rPr>
-          <w:sz w:val="24"/>
-          <w:szCs w:val="24"/>
-        </w:rPr>
-        <w:t>Дешифрование</w:t>
-      </w:r>
-      <w:r>
-        <w:rPr>
-          <w:sz w:val="24"/>
-          <w:szCs w:val="24"/>
-        </w:rPr>
-        <w:t>:</w:t>
-      </w:r>
-      <w:r>
-        <w:rPr>
           <w:b/>
           <w:bCs/>
+          <w:noProof/>
           <w:sz w:val="24"/>
           <w:szCs w:val="24"/>
         </w:rPr>
@@ -753,7 +1043,7 @@
                     <pic:cNvPicPr/>
                   </pic:nvPicPr>
                   <pic:blipFill>
-                    <a:blip r:embed="rId8"/>
+                    <a:blip r:embed="rId9"/>
                     <a:stretch>
                       <a:fillRect/>
                     </a:stretch>
@@ -788,6 +1078,7 @@
         <w:rPr>
           <w:i/>
           <w:iCs/>
+          <w:noProof/>
           <w:sz w:val="24"/>
           <w:szCs w:val="24"/>
         </w:rPr>
@@ -807,7 +1098,7 @@
                     <pic:cNvPicPr/>
                   </pic:nvPicPr>
                   <pic:blipFill>
-                    <a:blip r:embed="rId9"/>
+                    <a:blip r:embed="rId10"/>
                     <a:stretch>
                       <a:fillRect/>
                     </a:stretch>
@@ -869,71 +1160,29 @@
           <w:iCs/>
           <w:sz w:val="24"/>
           <w:szCs w:val="24"/>
-        </w:rPr>
-      </w:pPr>
-    </w:p>
-    <w:p>
-      <w:pPr>
-        <w:spacing w:line="240" w:lineRule="auto"/>
-        <w:rPr>
-          <w:i/>
-          <w:iCs/>
-          <w:sz w:val="24"/>
-          <w:szCs w:val="24"/>
-        </w:rPr>
-      </w:pPr>
-    </w:p>
-    <w:p>
-      <w:pPr>
-        <w:spacing w:line="240" w:lineRule="auto"/>
-        <w:rPr>
-          <w:i/>
-          <w:iCs/>
-          <w:sz w:val="24"/>
-          <w:szCs w:val="24"/>
-        </w:rPr>
-      </w:pPr>
-    </w:p>
-    <w:p>
-      <w:pPr>
-        <w:spacing w:line="240" w:lineRule="auto"/>
-        <w:jc w:val="center"/>
-        <w:rPr>
-          <w:i/>
-          <w:iCs/>
-          <w:sz w:val="24"/>
-          <w:szCs w:val="24"/>
-        </w:rPr>
-      </w:pPr>
-    </w:p>
-    <w:p>
-      <w:pPr>
-        <w:spacing w:line="240" w:lineRule="auto"/>
-        <w:jc w:val="center"/>
-        <w:rPr>
-          <w:i/>
-          <w:iCs/>
-          <w:sz w:val="24"/>
-          <w:szCs w:val="24"/>
-        </w:rPr>
-      </w:pPr>
-      <w:r>
-        <w:rPr>
-          <w:i/>
-          <w:iCs/>
-          <w:sz w:val="24"/>
-          <w:szCs w:val="24"/>
-        </w:rPr>
-        <w:t xml:space="preserve">Тест с </w:t>
-      </w:r>
-      <w:r>
-        <w:rPr>
-          <w:i/>
-          <w:iCs/>
-          <w:sz w:val="24"/>
-          <w:szCs w:val="24"/>
-        </w:rPr>
-        <w:t xml:space="preserve">двойными буквами </w:t>
+          <w:lang w:val="en-US"/>
+        </w:rPr>
+      </w:pPr>
+    </w:p>
+    <w:p>
+      <w:pPr>
+        <w:spacing w:line="240" w:lineRule="auto"/>
+        <w:jc w:val="center"/>
+        <w:rPr>
+          <w:i/>
+          <w:iCs/>
+          <w:sz w:val="24"/>
+          <w:szCs w:val="24"/>
+        </w:rPr>
+      </w:pPr>
+      <w:r>
+        <w:rPr>
+          <w:i/>
+          <w:iCs/>
+          <w:sz w:val="24"/>
+          <w:szCs w:val="24"/>
+        </w:rPr>
+        <w:t xml:space="preserve">Тест с двойными буквами </w:t>
       </w:r>
       <w:r>
         <w:rPr>
@@ -952,6 +1201,7 @@
         <w:rPr>
           <w:sz w:val="24"/>
           <w:szCs w:val="24"/>
+          <w:lang w:val="en-US"/>
         </w:rPr>
       </w:pPr>
       <w:r>
@@ -968,6 +1218,74 @@
         </w:rPr>
         <w:t>:</w:t>
       </w:r>
+    </w:p>
+    <w:p>
+      <w:pPr>
+        <w:spacing w:line="240" w:lineRule="auto"/>
+        <w:rPr>
+          <w:sz w:val="24"/>
+          <w:szCs w:val="24"/>
+          <w:lang w:val="en-US"/>
+        </w:rPr>
+      </w:pPr>
+      <w:r>
+        <w:rPr>
+          <w:sz w:val="24"/>
+          <w:szCs w:val="24"/>
+        </w:rPr>
+        <w:t>Текст</w:t>
+      </w:r>
+      <w:r>
+        <w:rPr>
+          <w:sz w:val="24"/>
+          <w:szCs w:val="24"/>
+          <w:lang w:val="en-US"/>
+        </w:rPr>
+        <w:t xml:space="preserve">: </w:t>
+      </w:r>
+      <w:proofErr w:type="spellStart"/>
+      <w:r>
+        <w:rPr>
+          <w:sz w:val="24"/>
+          <w:szCs w:val="24"/>
+          <w:lang w:val="en-US"/>
+        </w:rPr>
+        <w:t>howwareyou</w:t>
+      </w:r>
+      <w:proofErr w:type="spellEnd"/>
+    </w:p>
+    <w:p>
+      <w:pPr>
+        <w:spacing w:line="240" w:lineRule="auto"/>
+        <w:rPr>
+          <w:sz w:val="24"/>
+          <w:szCs w:val="24"/>
+          <w:lang w:val="en-US"/>
+        </w:rPr>
+      </w:pPr>
+      <w:r>
+        <w:rPr>
+          <w:sz w:val="24"/>
+          <w:szCs w:val="24"/>
+        </w:rPr>
+        <w:t>Результат</w:t>
+      </w:r>
+      <w:r>
+        <w:rPr>
+          <w:sz w:val="24"/>
+          <w:szCs w:val="24"/>
+          <w:lang w:val="en-US"/>
+        </w:rPr>
+        <w:t xml:space="preserve">: </w:t>
+      </w:r>
+      <w:r>
+        <w:rPr>
+          <w:sz w:val="24"/>
+          <w:szCs w:val="24"/>
+          <w:lang w:val="en-US"/>
+        </w:rPr>
+        <w:t>INXWVBUBYOSZ</w:t>
+      </w:r>
       <w:r>
         <w:rPr>
           <w:i/>
@@ -979,6 +1297,7 @@
       </w:r>
       <w:r>
         <w:rPr>
+          <w:noProof/>
           <w:sz w:val="24"/>
           <w:szCs w:val="24"/>
         </w:rPr>
@@ -998,7 +1317,7 @@
                     <pic:cNvPicPr/>
                   </pic:nvPicPr>
                   <pic:blipFill>
-                    <a:blip r:embed="rId10"/>
+                    <a:blip r:embed="rId11"/>
                     <a:stretch>
                       <a:fillRect/>
                     </a:stretch>
@@ -1024,13 +1343,12 @@
         <w:spacing w:line="240" w:lineRule="auto"/>
         <w:jc w:val="center"/>
         <w:rPr>
-          <w:i/>
-          <w:iCs/>
-          <w:sz w:val="24"/>
-          <w:szCs w:val="24"/>
-          <w:lang w:val="en-US"/>
-        </w:rPr>
-      </w:pPr>
+          <w:sz w:val="24"/>
+          <w:szCs w:val="24"/>
+          <w:lang w:val="en-US"/>
+        </w:rPr>
+      </w:pPr>
+      <w:proofErr w:type="spellStart"/>
       <w:r>
         <w:rPr>
           <w:sz w:val="24"/>
@@ -1045,6 +1363,7 @@
         </w:rPr>
         <w:t>ифрование</w:t>
       </w:r>
+      <w:proofErr w:type="spellEnd"/>
       <w:r>
         <w:rPr>
           <w:sz w:val="24"/>
@@ -1056,19 +1375,88 @@
     <w:p>
       <w:pPr>
         <w:spacing w:line="240" w:lineRule="auto"/>
-        <w:jc w:val="center"/>
-        <w:rPr>
-          <w:i/>
-          <w:iCs/>
-          <w:sz w:val="24"/>
-          <w:szCs w:val="24"/>
-          <w:lang w:val="en-US"/>
-        </w:rPr>
-      </w:pPr>
-      <w:r>
-        <w:rPr>
-          <w:i/>
-          <w:iCs/>
+        <w:rPr>
+          <w:sz w:val="24"/>
+          <w:szCs w:val="24"/>
+          <w:lang w:val="en-US"/>
+        </w:rPr>
+      </w:pPr>
+      <w:r>
+        <w:rPr>
+          <w:sz w:val="24"/>
+          <w:szCs w:val="24"/>
+        </w:rPr>
+        <w:t>Текст</w:t>
+      </w:r>
+      <w:r>
+        <w:rPr>
+          <w:sz w:val="24"/>
+          <w:szCs w:val="24"/>
+          <w:lang w:val="en-US"/>
+        </w:rPr>
+        <w:t xml:space="preserve">: </w:t>
+      </w:r>
+      <w:r>
+        <w:rPr>
+          <w:sz w:val="24"/>
+          <w:szCs w:val="24"/>
+          <w:lang w:val="en-US"/>
+        </w:rPr>
+        <w:t>INXWVBUBYOSZ</w:t>
+      </w:r>
+    </w:p>
+    <w:p>
+      <w:pPr>
+        <w:spacing w:line="240" w:lineRule="auto"/>
+        <w:rPr>
+          <w:i/>
+          <w:iCs/>
+          <w:sz w:val="24"/>
+          <w:szCs w:val="24"/>
+          <w:lang w:val="en-US"/>
+        </w:rPr>
+      </w:pPr>
+      <w:r>
+        <w:rPr>
+          <w:sz w:val="24"/>
+          <w:szCs w:val="24"/>
+        </w:rPr>
+        <w:t>Результат</w:t>
+      </w:r>
+      <w:r>
+        <w:rPr>
+          <w:sz w:val="24"/>
+          <w:szCs w:val="24"/>
+          <w:lang w:val="en-US"/>
+        </w:rPr>
+        <w:t xml:space="preserve">: </w:t>
+      </w:r>
+      <w:r>
+        <w:rPr>
+          <w:sz w:val="24"/>
+          <w:szCs w:val="24"/>
+          <w:lang w:val="en-US"/>
+        </w:rPr>
+        <w:t>HOWXWAREYOUX</w:t>
+      </w:r>
+    </w:p>
+    <w:p>
+      <w:pPr>
+        <w:spacing w:line="240" w:lineRule="auto"/>
+        <w:jc w:val="center"/>
+        <w:rPr>
+          <w:i/>
+          <w:iCs/>
+          <w:sz w:val="24"/>
+          <w:szCs w:val="24"/>
+          <w:lang w:val="en-US"/>
+        </w:rPr>
+      </w:pPr>
+      <w:r>
+        <w:rPr>
+          <w:i/>
+          <w:iCs/>
+          <w:noProof/>
           <w:sz w:val="24"/>
           <w:szCs w:val="24"/>
         </w:rPr>
@@ -1088,7 +1476,7 @@
                     <pic:cNvPicPr/>
                   </pic:nvPicPr>
                   <pic:blipFill>
-                    <a:blip r:embed="rId11"/>
+                    <a:blip r:embed="rId12"/>
                     <a:stretch>
                       <a:fillRect/>
                     </a:stretch>
@@ -1118,68 +1506,17 @@
           <w:iCs/>
           <w:sz w:val="24"/>
           <w:szCs w:val="24"/>
-          <w:lang w:val="en-US"/>
-        </w:rPr>
-      </w:pPr>
-    </w:p>
-    <w:p>
-      <w:pPr>
-        <w:spacing w:line="240" w:lineRule="auto"/>
-        <w:jc w:val="center"/>
-        <w:rPr>
-          <w:i/>
-          <w:iCs/>
-          <w:sz w:val="24"/>
-          <w:szCs w:val="24"/>
-          <w:lang w:val="en-US"/>
-        </w:rPr>
-      </w:pPr>
-    </w:p>
-    <w:p>
-      <w:pPr>
-        <w:spacing w:line="240" w:lineRule="auto"/>
-        <w:jc w:val="center"/>
-        <w:rPr>
-          <w:i/>
-          <w:iCs/>
-          <w:sz w:val="24"/>
-          <w:szCs w:val="24"/>
-          <w:lang w:val="en-US"/>
-        </w:rPr>
-      </w:pPr>
-    </w:p>
-    <w:p>
-      <w:pPr>
-        <w:spacing w:line="240" w:lineRule="auto"/>
-        <w:jc w:val="center"/>
-        <w:rPr>
-          <w:i/>
-          <w:iCs/>
-          <w:sz w:val="24"/>
-          <w:szCs w:val="24"/>
-          <w:lang w:val="en-US"/>
-        </w:rPr>
-      </w:pPr>
-    </w:p>
-    <w:p>
-      <w:pPr>
-        <w:spacing w:line="240" w:lineRule="auto"/>
-        <w:jc w:val="center"/>
-        <w:rPr>
-          <w:i/>
-          <w:iCs/>
-          <w:sz w:val="24"/>
-          <w:szCs w:val="24"/>
-        </w:rPr>
-      </w:pPr>
-    </w:p>
-    <w:p>
-      <w:pPr>
-        <w:spacing w:line="240" w:lineRule="auto"/>
-        <w:jc w:val="center"/>
-        <w:rPr>
-          <w:sz w:val="24"/>
-          <w:szCs w:val="24"/>
+        </w:rPr>
+      </w:pPr>
+    </w:p>
+    <w:p>
+      <w:pPr>
+        <w:spacing w:line="240" w:lineRule="auto"/>
+        <w:jc w:val="center"/>
+        <w:rPr>
+          <w:sz w:val="24"/>
+          <w:szCs w:val="24"/>
+          <w:lang w:val="en-US"/>
         </w:rPr>
       </w:pPr>
       <w:r>
@@ -1223,6 +1560,85 @@
         </w:rPr>
         <w:t>:</w:t>
       </w:r>
+    </w:p>
+    <w:p>
+      <w:pPr>
+        <w:spacing w:line="240" w:lineRule="auto"/>
+        <w:rPr>
+          <w:sz w:val="24"/>
+          <w:szCs w:val="24"/>
+        </w:rPr>
+      </w:pPr>
+      <w:r>
+        <w:rPr>
+          <w:sz w:val="24"/>
+          <w:szCs w:val="24"/>
+        </w:rPr>
+        <w:t>Текст</w:t>
+      </w:r>
+      <w:r>
+        <w:rPr>
+          <w:sz w:val="24"/>
+          <w:szCs w:val="24"/>
+        </w:rPr>
+        <w:t xml:space="preserve">: </w:t>
+      </w:r>
+      <w:r>
+        <w:rPr>
+          <w:sz w:val="24"/>
+          <w:szCs w:val="24"/>
+          <w:lang w:val="en-US"/>
+        </w:rPr>
+        <w:t>nice</w:t>
+      </w:r>
+      <w:r>
+        <w:rPr>
+          <w:sz w:val="24"/>
+          <w:szCs w:val="24"/>
+        </w:rPr>
+        <w:t xml:space="preserve"> </w:t>
+      </w:r>
+      <w:r>
+        <w:rPr>
+          <w:sz w:val="24"/>
+          <w:szCs w:val="24"/>
+          <w:lang w:val="en-US"/>
+        </w:rPr>
+        <w:t>text</w:t>
+      </w:r>
+    </w:p>
+    <w:p>
+      <w:pPr>
+        <w:spacing w:line="240" w:lineRule="auto"/>
+        <w:rPr>
+          <w:i/>
+          <w:iCs/>
+          <w:sz w:val="24"/>
+          <w:szCs w:val="24"/>
+        </w:rPr>
+      </w:pPr>
+      <w:r>
+        <w:rPr>
+          <w:sz w:val="24"/>
+          <w:szCs w:val="24"/>
+        </w:rPr>
+        <w:t>Результат</w:t>
+      </w:r>
+      <w:r>
+        <w:rPr>
+          <w:sz w:val="24"/>
+          <w:szCs w:val="24"/>
+        </w:rPr>
+        <w:t xml:space="preserve">: </w:t>
+      </w:r>
+      <w:r>
+        <w:rPr>
+          <w:sz w:val="24"/>
+          <w:szCs w:val="24"/>
+          <w:lang w:val="en-US"/>
+        </w:rPr>
+        <w:t>TFODOBXT</w:t>
+      </w:r>
       <w:r>
         <w:rPr>
           <w:i/>
@@ -1234,6 +1650,7 @@
       </w:r>
       <w:r>
         <w:rPr>
+          <w:noProof/>
           <w:sz w:val="24"/>
           <w:szCs w:val="24"/>
         </w:rPr>
@@ -1253,7 +1670,7 @@
                     <pic:cNvPicPr/>
                   </pic:nvPicPr>
                   <pic:blipFill>
-                    <a:blip r:embed="rId12"/>
+                    <a:blip r:embed="rId13"/>
                     <a:stretch>
                       <a:fillRect/>
                     </a:stretch>
@@ -1279,13 +1696,12 @@
         <w:spacing w:line="240" w:lineRule="auto"/>
         <w:jc w:val="center"/>
         <w:rPr>
-          <w:i/>
-          <w:iCs/>
-          <w:sz w:val="24"/>
-          <w:szCs w:val="24"/>
-          <w:lang w:val="en-US"/>
-        </w:rPr>
-      </w:pPr>
+          <w:sz w:val="24"/>
+          <w:szCs w:val="24"/>
+          <w:lang w:val="en-US"/>
+        </w:rPr>
+      </w:pPr>
+      <w:proofErr w:type="spellStart"/>
       <w:r>
         <w:rPr>
           <w:sz w:val="24"/>
@@ -1300,6 +1716,7 @@
         </w:rPr>
         <w:t>ифрование</w:t>
       </w:r>
+      <w:proofErr w:type="spellEnd"/>
       <w:r>
         <w:rPr>
           <w:sz w:val="24"/>
@@ -1311,19 +1728,80 @@
     <w:p>
       <w:pPr>
         <w:spacing w:line="240" w:lineRule="auto"/>
-        <w:jc w:val="center"/>
-        <w:rPr>
-          <w:i/>
-          <w:iCs/>
-          <w:sz w:val="24"/>
-          <w:szCs w:val="24"/>
-          <w:lang w:val="en-US"/>
-        </w:rPr>
-      </w:pPr>
-      <w:r>
-        <w:rPr>
-          <w:i/>
-          <w:iCs/>
+        <w:rPr>
+          <w:i/>
+          <w:iCs/>
+          <w:sz w:val="24"/>
+          <w:szCs w:val="24"/>
+          <w:lang w:val="en-US"/>
+        </w:rPr>
+      </w:pPr>
+      <w:r>
+        <w:rPr>
+          <w:sz w:val="24"/>
+          <w:szCs w:val="24"/>
+        </w:rPr>
+        <w:t>Текст</w:t>
+      </w:r>
+      <w:r>
+        <w:rPr>
+          <w:sz w:val="24"/>
+          <w:szCs w:val="24"/>
+        </w:rPr>
+        <w:t xml:space="preserve">: </w:t>
+      </w:r>
+      <w:r>
+        <w:rPr>
+          <w:sz w:val="24"/>
+          <w:szCs w:val="24"/>
+          <w:lang w:val="en-US"/>
+        </w:rPr>
+        <w:t>TFODOBXT</w:t>
+      </w:r>
+    </w:p>
+    <w:p>
+      <w:pPr>
+        <w:spacing w:line="240" w:lineRule="auto"/>
+        <w:rPr>
+          <w:i/>
+          <w:iCs/>
+          <w:sz w:val="24"/>
+          <w:szCs w:val="24"/>
+          <w:lang w:val="en-US"/>
+        </w:rPr>
+      </w:pPr>
+      <w:r>
+        <w:rPr>
+          <w:sz w:val="24"/>
+          <w:szCs w:val="24"/>
+        </w:rPr>
+        <w:t>Результат</w:t>
+      </w:r>
+      <w:r>
+        <w:rPr>
+          <w:sz w:val="24"/>
+          <w:szCs w:val="24"/>
+        </w:rPr>
+        <w:t>: NICETEXT</w:t>
+      </w:r>
+    </w:p>
+    <w:p>
+      <w:pPr>
+        <w:spacing w:line="240" w:lineRule="auto"/>
+        <w:jc w:val="center"/>
+        <w:rPr>
+          <w:i/>
+          <w:iCs/>
+          <w:sz w:val="24"/>
+          <w:szCs w:val="24"/>
+          <w:lang w:val="en-US"/>
+        </w:rPr>
+      </w:pPr>
+      <w:r>
+        <w:rPr>
+          <w:i/>
+          <w:iCs/>
+          <w:noProof/>
           <w:sz w:val="24"/>
           <w:szCs w:val="24"/>
           <w:lang w:val="en-US"/>
@@ -1344,7 +1822,7 @@
                     <pic:cNvPicPr/>
                   </pic:nvPicPr>
                   <pic:blipFill>
-                    <a:blip r:embed="rId13"/>
+                    <a:blip r:embed="rId14"/>
                     <a:stretch>
                       <a:fillRect/>
                     </a:stretch>
@@ -1382,59 +1860,9 @@
         <w:spacing w:line="240" w:lineRule="auto"/>
         <w:jc w:val="center"/>
         <w:rPr>
-          <w:i/>
-          <w:iCs/>
-          <w:sz w:val="24"/>
-          <w:szCs w:val="24"/>
-          <w:lang w:val="en-US"/>
-        </w:rPr>
-      </w:pPr>
-    </w:p>
-    <w:p>
-      <w:pPr>
-        <w:spacing w:line="240" w:lineRule="auto"/>
-        <w:jc w:val="center"/>
-        <w:rPr>
-          <w:i/>
-          <w:iCs/>
-          <w:sz w:val="24"/>
-          <w:szCs w:val="24"/>
-          <w:lang w:val="en-US"/>
-        </w:rPr>
-      </w:pPr>
-    </w:p>
-    <w:p>
-      <w:pPr>
-        <w:spacing w:line="240" w:lineRule="auto"/>
-        <w:jc w:val="center"/>
-        <w:rPr>
-          <w:i/>
-          <w:iCs/>
-          <w:sz w:val="24"/>
-          <w:szCs w:val="24"/>
-          <w:lang w:val="en-US"/>
-        </w:rPr>
-      </w:pPr>
-    </w:p>
-    <w:p>
-      <w:pPr>
-        <w:spacing w:line="240" w:lineRule="auto"/>
-        <w:jc w:val="center"/>
-        <w:rPr>
-          <w:i/>
-          <w:iCs/>
-          <w:sz w:val="24"/>
-          <w:szCs w:val="24"/>
-        </w:rPr>
-      </w:pPr>
-    </w:p>
-    <w:p>
-      <w:pPr>
-        <w:spacing w:line="240" w:lineRule="auto"/>
-        <w:jc w:val="center"/>
-        <w:rPr>
-          <w:sz w:val="24"/>
-          <w:szCs w:val="24"/>
+          <w:sz w:val="24"/>
+          <w:szCs w:val="24"/>
+          <w:lang w:val="en-US"/>
         </w:rPr>
       </w:pPr>
       <w:r>
@@ -1453,16 +1881,7 @@
           <w:sz w:val="24"/>
           <w:szCs w:val="24"/>
         </w:rPr>
-        <w:t xml:space="preserve">с </w:t>
-      </w:r>
-      <w:r>
-        <w:rPr>
-          <w:i/>
-          <w:iCs/>
-          <w:sz w:val="24"/>
-          <w:szCs w:val="24"/>
-        </w:rPr>
-        <w:t xml:space="preserve">несколькими </w:t>
+        <w:t xml:space="preserve">с несколькими </w:t>
       </w:r>
       <w:r>
         <w:rPr>
@@ -1506,6 +1925,83 @@
         </w:rPr>
         <w:t>:</w:t>
       </w:r>
+    </w:p>
+    <w:p>
+      <w:pPr>
+        <w:spacing w:line="240" w:lineRule="auto"/>
+        <w:rPr>
+          <w:i/>
+          <w:iCs/>
+          <w:sz w:val="24"/>
+          <w:szCs w:val="24"/>
+          <w:lang w:val="en-US"/>
+        </w:rPr>
+      </w:pPr>
+      <w:r>
+        <w:rPr>
+          <w:sz w:val="24"/>
+          <w:szCs w:val="24"/>
+        </w:rPr>
+        <w:t>Текст</w:t>
+      </w:r>
+      <w:r>
+        <w:rPr>
+          <w:sz w:val="24"/>
+          <w:szCs w:val="24"/>
+          <w:lang w:val="en-US"/>
+        </w:rPr>
+        <w:t xml:space="preserve">: </w:t>
+      </w:r>
+      <w:r>
+        <w:rPr>
+          <w:sz w:val="24"/>
+          <w:szCs w:val="24"/>
+          <w:lang w:val="en-US"/>
+        </w:rPr>
+        <w:t>There</w:t>
+      </w:r>
+      <w:r>
+        <w:rPr>
+          <w:sz w:val="24"/>
+          <w:szCs w:val="24"/>
+          <w:lang w:val="en-US"/>
+        </w:rPr>
+        <w:t xml:space="preserve"> </w:t>
+      </w:r>
+      <w:r>
+        <w:rPr>
+          <w:sz w:val="24"/>
+          <w:szCs w:val="24"/>
+          <w:lang w:val="en-US"/>
+        </w:rPr>
+        <w:t>are several xx in a row in this text</w:t>
+      </w:r>
+    </w:p>
+    <w:p>
+      <w:pPr>
+        <w:spacing w:line="240" w:lineRule="auto"/>
+        <w:rPr>
+          <w:i/>
+          <w:iCs/>
+          <w:sz w:val="24"/>
+          <w:szCs w:val="24"/>
+          <w:lang w:val="en-US"/>
+        </w:rPr>
+      </w:pPr>
+      <w:r>
+        <w:rPr>
+          <w:sz w:val="24"/>
+          <w:szCs w:val="24"/>
+        </w:rPr>
+        <w:t>Результат</w:t>
+      </w:r>
+      <w:r>
+        <w:rPr>
+          <w:sz w:val="24"/>
+          <w:szCs w:val="24"/>
+        </w:rPr>
+        <w:t>: CBEUDHOOQBVOZERVAXLAEQEVLACBLTOBXT</w:t>
+      </w:r>
       <w:r>
         <w:rPr>
           <w:i/>
@@ -1517,6 +2013,7 @@
       </w:r>
       <w:r>
         <w:rPr>
+          <w:noProof/>
           <w:sz w:val="24"/>
           <w:szCs w:val="24"/>
         </w:rPr>
@@ -1536,7 +2033,7 @@
                     <pic:cNvPicPr/>
                   </pic:nvPicPr>
                   <pic:blipFill>
-                    <a:blip r:embed="rId14"/>
+                    <a:blip r:embed="rId15"/>
                     <a:stretch>
                       <a:fillRect/>
                     </a:stretch>
@@ -1562,12 +2059,12 @@
         <w:spacing w:line="240" w:lineRule="auto"/>
         <w:jc w:val="center"/>
         <w:rPr>
-          <w:i/>
-          <w:iCs/>
-          <w:sz w:val="24"/>
-          <w:szCs w:val="24"/>
-        </w:rPr>
-      </w:pPr>
+          <w:sz w:val="24"/>
+          <w:szCs w:val="24"/>
+          <w:lang w:val="en-US"/>
+        </w:rPr>
+      </w:pPr>
+      <w:proofErr w:type="spellStart"/>
       <w:r>
         <w:rPr>
           <w:sz w:val="24"/>
@@ -1582,6 +2079,7 @@
         </w:rPr>
         <w:t>ифрование</w:t>
       </w:r>
+      <w:proofErr w:type="spellEnd"/>
       <w:r>
         <w:rPr>
           <w:sz w:val="24"/>
@@ -1593,19 +2091,80 @@
     <w:p>
       <w:pPr>
         <w:spacing w:line="240" w:lineRule="auto"/>
-        <w:jc w:val="center"/>
-        <w:rPr>
-          <w:i/>
-          <w:iCs/>
-          <w:sz w:val="24"/>
-          <w:szCs w:val="24"/>
-          <w:lang w:val="en-US"/>
-        </w:rPr>
-      </w:pPr>
-      <w:r>
-        <w:rPr>
-          <w:i/>
-          <w:iCs/>
+        <w:rPr>
+          <w:i/>
+          <w:iCs/>
+          <w:sz w:val="24"/>
+          <w:szCs w:val="24"/>
+          <w:lang w:val="en-US"/>
+        </w:rPr>
+      </w:pPr>
+      <w:r>
+        <w:rPr>
+          <w:sz w:val="24"/>
+          <w:szCs w:val="24"/>
+        </w:rPr>
+        <w:t>Текст</w:t>
+      </w:r>
+      <w:r>
+        <w:rPr>
+          <w:sz w:val="24"/>
+          <w:szCs w:val="24"/>
+          <w:lang w:val="en-US"/>
+        </w:rPr>
+        <w:t xml:space="preserve">: </w:t>
+      </w:r>
+      <w:r>
+        <w:rPr>
+          <w:sz w:val="24"/>
+          <w:szCs w:val="24"/>
+        </w:rPr>
+        <w:t>CBEUDHOOQBVOZERVAXLAEQEVLACBLTOBXT</w:t>
+      </w:r>
+    </w:p>
+    <w:p>
+      <w:pPr>
+        <w:spacing w:line="240" w:lineRule="auto"/>
+        <w:rPr>
+          <w:i/>
+          <w:iCs/>
+          <w:sz w:val="24"/>
+          <w:szCs w:val="24"/>
+          <w:lang w:val="en-US"/>
+        </w:rPr>
+      </w:pPr>
+      <w:r>
+        <w:rPr>
+          <w:sz w:val="24"/>
+          <w:szCs w:val="24"/>
+        </w:rPr>
+        <w:t>Результат</w:t>
+      </w:r>
+      <w:r>
+        <w:rPr>
+          <w:sz w:val="24"/>
+          <w:szCs w:val="24"/>
+        </w:rPr>
+        <w:t>: THEREARESEVERALXYXINAROWINTHISTEXT</w:t>
+      </w:r>
+    </w:p>
+    <w:p>
+      <w:pPr>
+        <w:spacing w:line="240" w:lineRule="auto"/>
+        <w:jc w:val="center"/>
+        <w:rPr>
+          <w:i/>
+          <w:iCs/>
+          <w:sz w:val="24"/>
+          <w:szCs w:val="24"/>
+          <w:lang w:val="en-US"/>
+        </w:rPr>
+      </w:pPr>
+      <w:r>
+        <w:rPr>
+          <w:i/>
+          <w:iCs/>
+          <w:noProof/>
           <w:sz w:val="24"/>
           <w:szCs w:val="24"/>
           <w:lang w:val="en-US"/>
@@ -1626,7 +2185,7 @@
                     <pic:cNvPicPr/>
                   </pic:nvPicPr>
                   <pic:blipFill>
-                    <a:blip r:embed="rId15"/>
+                    <a:blip r:embed="rId16"/>
                     <a:stretch>
                       <a:fillRect/>
                     </a:stretch>
@@ -1650,59 +2209,10 @@
     <w:p>
       <w:pPr>
         <w:spacing w:line="240" w:lineRule="auto"/>
-        <w:jc w:val="center"/>
-        <w:rPr>
-          <w:i/>
-          <w:iCs/>
-          <w:sz w:val="24"/>
-          <w:szCs w:val="24"/>
-          <w:lang w:val="en-US"/>
-        </w:rPr>
-      </w:pPr>
-    </w:p>
-    <w:p>
-      <w:pPr>
-        <w:spacing w:line="240" w:lineRule="auto"/>
-        <w:jc w:val="center"/>
-        <w:rPr>
-          <w:i/>
-          <w:iCs/>
-          <w:sz w:val="24"/>
-          <w:szCs w:val="24"/>
-        </w:rPr>
-      </w:pPr>
-    </w:p>
-    <w:p>
-      <w:pPr>
-        <w:spacing w:line="240" w:lineRule="auto"/>
-        <w:jc w:val="center"/>
-        <w:rPr>
-          <w:i/>
-          <w:iCs/>
-          <w:sz w:val="24"/>
-          <w:szCs w:val="24"/>
-        </w:rPr>
-      </w:pPr>
-    </w:p>
-    <w:p>
-      <w:pPr>
-        <w:spacing w:line="240" w:lineRule="auto"/>
-        <w:jc w:val="center"/>
-        <w:rPr>
-          <w:i/>
-          <w:iCs/>
-          <w:sz w:val="24"/>
-          <w:szCs w:val="24"/>
-        </w:rPr>
-      </w:pPr>
-    </w:p>
-    <w:p>
-      <w:pPr>
-        <w:spacing w:line="240" w:lineRule="auto"/>
-        <w:jc w:val="center"/>
         <w:rPr>
           <w:b/>
           <w:bCs/>
+          <w:lang w:val="en-US"/>
         </w:rPr>
       </w:pPr>
     </w:p>
@@ -1733,7 +2243,27 @@
           <w:sz w:val="24"/>
           <w:szCs w:val="24"/>
         </w:rPr>
-        <w:t>лгоритм Виженера прямой ключ</w:t>
+        <w:t>лгоритм </w:t>
+      </w:r>
+      <w:proofErr w:type="spellStart"/>
+      <w:r>
+        <w:rPr>
+          <w:b/>
+          <w:bCs/>
+          <w:sz w:val="24"/>
+          <w:szCs w:val="24"/>
+        </w:rPr>
+        <w:t>Виженера</w:t>
+      </w:r>
+      <w:proofErr w:type="spellEnd"/>
+      <w:r>
+        <w:rPr>
+          <w:b/>
+          <w:bCs/>
+          <w:sz w:val="24"/>
+          <w:szCs w:val="24"/>
+        </w:rPr>
+        <w:t xml:space="preserve"> прямой ключ</w:t>
       </w:r>
     </w:p>
     <w:p>
@@ -1764,6 +2294,7 @@
         <w:rPr>
           <w:sz w:val="24"/>
           <w:szCs w:val="24"/>
+          <w:lang w:val="en-US"/>
         </w:rPr>
       </w:pPr>
       <w:r>
@@ -1780,6 +2311,108 @@
         </w:rPr>
         <w:t>:</w:t>
       </w:r>
+    </w:p>
+    <w:p>
+      <w:pPr>
+        <w:spacing w:line="240" w:lineRule="auto"/>
+        <w:rPr>
+          <w:i/>
+          <w:iCs/>
+          <w:sz w:val="24"/>
+          <w:szCs w:val="24"/>
+        </w:rPr>
+      </w:pPr>
+      <w:r>
+        <w:rPr>
+          <w:sz w:val="24"/>
+          <w:szCs w:val="24"/>
+        </w:rPr>
+        <w:t>Текст</w:t>
+      </w:r>
+      <w:r>
+        <w:rPr>
+          <w:sz w:val="24"/>
+          <w:szCs w:val="24"/>
+        </w:rPr>
+        <w:t xml:space="preserve">: </w:t>
+      </w:r>
+      <w:r>
+        <w:rPr>
+          <w:sz w:val="24"/>
+          <w:szCs w:val="24"/>
+        </w:rPr>
+        <w:t>текст</w:t>
+      </w:r>
+      <w:r>
+        <w:rPr>
+          <w:sz w:val="24"/>
+          <w:szCs w:val="24"/>
+        </w:rPr>
+        <w:t xml:space="preserve"> </w:t>
+      </w:r>
+      <w:r>
+        <w:rPr>
+          <w:sz w:val="24"/>
+          <w:szCs w:val="24"/>
+        </w:rPr>
+        <w:t>на</w:t>
+      </w:r>
+      <w:r>
+        <w:rPr>
+          <w:sz w:val="24"/>
+          <w:szCs w:val="24"/>
+        </w:rPr>
+        <w:t xml:space="preserve"> </w:t>
+      </w:r>
+      <w:proofErr w:type="spellStart"/>
+      <w:r>
+        <w:rPr>
+          <w:sz w:val="24"/>
+          <w:szCs w:val="24"/>
+          <w:lang w:val="en-US"/>
+        </w:rPr>
+        <w:t>russian</w:t>
+      </w:r>
+      <w:proofErr w:type="spellEnd"/>
+      <w:r>
+        <w:rPr>
+          <w:sz w:val="24"/>
+          <w:szCs w:val="24"/>
+        </w:rPr>
+        <w:t xml:space="preserve"> </w:t>
+      </w:r>
+      <w:r>
+        <w:rPr>
+          <w:sz w:val="24"/>
+          <w:szCs w:val="24"/>
+        </w:rPr>
+        <w:t>языке</w:t>
+      </w:r>
+    </w:p>
+    <w:p>
+      <w:pPr>
+        <w:spacing w:line="240" w:lineRule="auto"/>
+        <w:rPr>
+          <w:i/>
+          <w:iCs/>
+          <w:sz w:val="24"/>
+          <w:szCs w:val="24"/>
+        </w:rPr>
+      </w:pPr>
+      <w:r>
+        <w:rPr>
+          <w:sz w:val="24"/>
+          <w:szCs w:val="24"/>
+        </w:rPr>
+        <w:t>Результат</w:t>
+      </w:r>
+      <w:r>
+        <w:rPr>
+          <w:sz w:val="24"/>
+          <w:szCs w:val="24"/>
+        </w:rPr>
+        <w:t>: ЭРИИЭЩЮЦТЖИЬ</w:t>
+      </w:r>
       <w:r>
         <w:rPr>
           <w:i/>
@@ -1791,6 +2424,7 @@
       </w:r>
       <w:r>
         <w:rPr>
+          <w:noProof/>
           <w:sz w:val="24"/>
           <w:szCs w:val="24"/>
         </w:rPr>
@@ -1810,7 +2444,7 @@
                     <pic:cNvPicPr/>
                   </pic:nvPicPr>
                   <pic:blipFill>
-                    <a:blip r:embed="rId16"/>
+                    <a:blip r:embed="rId17"/>
                     <a:stretch>
                       <a:fillRect/>
                     </a:stretch>
@@ -1850,17 +2484,74 @@
         <w:rPr>
           <w:sz w:val="24"/>
           <w:szCs w:val="24"/>
+          <w:lang w:val="en-US"/>
         </w:rPr>
         <w:t>:</w:t>
       </w:r>
       <w:r>
         <w:rPr>
           <w:noProof/>
+          <w:lang w:val="en-US"/>
         </w:rPr>
         <w:t xml:space="preserve"> </w:t>
       </w:r>
-      <w:r>
-        <w:rPr>
+    </w:p>
+    <w:p>
+      <w:pPr>
+        <w:spacing w:line="240" w:lineRule="auto"/>
+        <w:rPr>
+          <w:i/>
+          <w:iCs/>
+          <w:sz w:val="24"/>
+          <w:szCs w:val="24"/>
+        </w:rPr>
+      </w:pPr>
+      <w:r>
+        <w:rPr>
+          <w:sz w:val="24"/>
+          <w:szCs w:val="24"/>
+        </w:rPr>
+        <w:t>Текст</w:t>
+      </w:r>
+      <w:r>
+        <w:rPr>
+          <w:sz w:val="24"/>
+          <w:szCs w:val="24"/>
+        </w:rPr>
+        <w:t>: ЭРИИЭЩЮЦТЖИЬ</w:t>
+      </w:r>
+    </w:p>
+    <w:p>
+      <w:pPr>
+        <w:spacing w:line="240" w:lineRule="auto"/>
+        <w:rPr>
+          <w:noProof/>
+        </w:rPr>
+      </w:pPr>
+      <w:r>
+        <w:rPr>
+          <w:sz w:val="24"/>
+          <w:szCs w:val="24"/>
+        </w:rPr>
+        <w:t>Результат</w:t>
+      </w:r>
+      <w:r>
+        <w:rPr>
+          <w:sz w:val="24"/>
+          <w:szCs w:val="24"/>
+        </w:rPr>
+        <w:t>: ТЕКСТНАЯЗЫКЕ</w:t>
+      </w:r>
+      <w:r>
+        <w:rPr>
+          <w:sz w:val="24"/>
+          <w:szCs w:val="24"/>
+        </w:rPr>
+        <w:t xml:space="preserve"> </w:t>
+      </w:r>
+      <w:r>
+        <w:rPr>
+          <w:noProof/>
           <w:sz w:val="24"/>
           <w:szCs w:val="24"/>
         </w:rPr>
@@ -1880,7 +2571,7 @@
                     <pic:cNvPicPr/>
                   </pic:nvPicPr>
                   <pic:blipFill>
-                    <a:blip r:embed="rId17"/>
+                    <a:blip r:embed="rId18"/>
                     <a:stretch>
                       <a:fillRect/>
                     </a:stretch>
@@ -1916,6 +2607,7 @@
         <w:rPr>
           <w:b/>
           <w:bCs/>
+          <w:noProof/>
           <w:sz w:val="24"/>
           <w:szCs w:val="24"/>
         </w:rPr>
@@ -1936,7 +2628,7 @@
                     <pic:cNvPicPr/>
                   </pic:nvPicPr>
                   <pic:blipFill>
-                    <a:blip r:embed="rId18"/>
+                    <a:blip r:embed="rId19"/>
                     <a:stretch>
                       <a:fillRect/>
                     </a:stretch>
@@ -1971,6 +2663,7 @@
         <w:rPr>
           <w:i/>
           <w:iCs/>
+          <w:noProof/>
           <w:sz w:val="24"/>
           <w:szCs w:val="24"/>
         </w:rPr>
@@ -1990,7 +2683,7 @@
                     <pic:cNvPicPr/>
                   </pic:nvPicPr>
                   <pic:blipFill>
-                    <a:blip r:embed="rId19"/>
+                    <a:blip r:embed="rId20"/>
                     <a:stretch>
                       <a:fillRect/>
                     </a:stretch>
@@ -2131,6 +2824,77 @@
         </w:rPr>
         <w:t>:</w:t>
       </w:r>
+    </w:p>
+    <w:p>
+      <w:pPr>
+        <w:spacing w:line="240" w:lineRule="auto"/>
+        <w:rPr>
+          <w:i/>
+          <w:iCs/>
+          <w:sz w:val="24"/>
+          <w:szCs w:val="24"/>
+        </w:rPr>
+      </w:pPr>
+      <w:r>
+        <w:rPr>
+          <w:sz w:val="24"/>
+          <w:szCs w:val="24"/>
+        </w:rPr>
+        <w:t>Текст</w:t>
+      </w:r>
+      <w:r>
+        <w:rPr>
+          <w:sz w:val="24"/>
+          <w:szCs w:val="24"/>
+        </w:rPr>
+        <w:t xml:space="preserve">: </w:t>
+      </w:r>
+      <w:r>
+        <w:rPr>
+          <w:sz w:val="24"/>
+          <w:szCs w:val="24"/>
+        </w:rPr>
+        <w:t>в этом текст откуда-</w:t>
+      </w:r>
+      <w:proofErr w:type="spellStart"/>
+      <w:r>
+        <w:rPr>
+          <w:sz w:val="24"/>
+          <w:szCs w:val="24"/>
+        </w:rPr>
+        <w:t>ёто</w:t>
+      </w:r>
+      <w:proofErr w:type="spellEnd"/>
+      <w:r>
+        <w:rPr>
+          <w:sz w:val="24"/>
+          <w:szCs w:val="24"/>
+        </w:rPr>
+        <w:t xml:space="preserve"> взялась буква ё</w:t>
+      </w:r>
+    </w:p>
+    <w:p>
+      <w:pPr>
+        <w:spacing w:line="240" w:lineRule="auto"/>
+        <w:rPr>
+          <w:sz w:val="24"/>
+          <w:szCs w:val="24"/>
+        </w:rPr>
+      </w:pPr>
+      <w:r>
+        <w:rPr>
+          <w:sz w:val="24"/>
+          <w:szCs w:val="24"/>
+        </w:rPr>
+        <w:t>Результат</w:t>
+      </w:r>
+      <w:r>
+        <w:rPr>
+          <w:sz w:val="24"/>
+          <w:szCs w:val="24"/>
+        </w:rPr>
+        <w:t>: МИРЁЧЮГВЬЮМЙХЯВЧРЮМЩТКЙЧЬЗЯКХНЮЭ</w:t>
+      </w:r>
       <w:r>
         <w:rPr>
           <w:i/>
@@ -2142,6 +2906,7 @@
       </w:r>
       <w:r>
         <w:rPr>
+          <w:noProof/>
           <w:sz w:val="24"/>
           <w:szCs w:val="24"/>
         </w:rPr>
@@ -2161,7 +2926,7 @@
                     <pic:cNvPicPr/>
                   </pic:nvPicPr>
                   <pic:blipFill>
-                    <a:blip r:embed="rId20"/>
+                    <a:blip r:embed="rId21"/>
                     <a:stretch>
                       <a:fillRect/>
                     </a:stretch>
@@ -2187,12 +2952,11 @@
         <w:spacing w:line="240" w:lineRule="auto"/>
         <w:jc w:val="center"/>
         <w:rPr>
-          <w:i/>
-          <w:iCs/>
-          <w:sz w:val="24"/>
-          <w:szCs w:val="24"/>
-        </w:rPr>
-      </w:pPr>
+          <w:sz w:val="24"/>
+          <w:szCs w:val="24"/>
+        </w:rPr>
+      </w:pPr>
+      <w:proofErr w:type="spellStart"/>
       <w:r>
         <w:rPr>
           <w:sz w:val="24"/>
@@ -2207,6 +2971,7 @@
         </w:rPr>
         <w:t>ифрование</w:t>
       </w:r>
+      <w:proofErr w:type="spellEnd"/>
       <w:r>
         <w:rPr>
           <w:sz w:val="24"/>
@@ -2218,19 +2983,70 @@
     <w:p>
       <w:pPr>
         <w:spacing w:line="240" w:lineRule="auto"/>
-        <w:jc w:val="center"/>
-        <w:rPr>
-          <w:i/>
-          <w:iCs/>
-          <w:sz w:val="24"/>
-          <w:szCs w:val="24"/>
-          <w:lang w:val="en-US"/>
-        </w:rPr>
-      </w:pPr>
-      <w:r>
-        <w:rPr>
-          <w:i/>
-          <w:iCs/>
+        <w:rPr>
+          <w:i/>
+          <w:iCs/>
+          <w:sz w:val="24"/>
+          <w:szCs w:val="24"/>
+        </w:rPr>
+      </w:pPr>
+      <w:r>
+        <w:rPr>
+          <w:sz w:val="24"/>
+          <w:szCs w:val="24"/>
+        </w:rPr>
+        <w:t>Текст</w:t>
+      </w:r>
+      <w:r>
+        <w:rPr>
+          <w:sz w:val="24"/>
+          <w:szCs w:val="24"/>
+        </w:rPr>
+        <w:t>: МИРЁЧЮГВЬЮМЙХЯВЧРЮМЩТКЙЧЬЗЯКХНЮЭ</w:t>
+      </w:r>
+    </w:p>
+    <w:p>
+      <w:pPr>
+        <w:spacing w:line="240" w:lineRule="auto"/>
+        <w:rPr>
+          <w:i/>
+          <w:iCs/>
+          <w:sz w:val="24"/>
+          <w:szCs w:val="24"/>
+        </w:rPr>
+      </w:pPr>
+      <w:r>
+        <w:rPr>
+          <w:sz w:val="24"/>
+          <w:szCs w:val="24"/>
+        </w:rPr>
+        <w:t>Результат</w:t>
+      </w:r>
+      <w:r>
+        <w:rPr>
+          <w:sz w:val="24"/>
+          <w:szCs w:val="24"/>
+        </w:rPr>
+        <w:t>: ВЭТОМТЕКСТОТКУДАЁТОВЗЯЛАСЬБУКВАЁ</w:t>
+      </w:r>
+    </w:p>
+    <w:p>
+      <w:pPr>
+        <w:spacing w:line="240" w:lineRule="auto"/>
+        <w:jc w:val="center"/>
+        <w:rPr>
+          <w:i/>
+          <w:iCs/>
+          <w:sz w:val="24"/>
+          <w:szCs w:val="24"/>
+          <w:lang w:val="en-US"/>
+        </w:rPr>
+      </w:pPr>
+      <w:r>
+        <w:rPr>
+          <w:i/>
+          <w:iCs/>
+          <w:noProof/>
           <w:sz w:val="24"/>
           <w:szCs w:val="24"/>
           <w:lang w:val="en-US"/>
@@ -2251,7 +3067,7 @@
                     <pic:cNvPicPr/>
                   </pic:nvPicPr>
                   <pic:blipFill>
-                    <a:blip r:embed="rId21"/>
+                    <a:blip r:embed="rId22"/>
                     <a:stretch>
                       <a:fillRect/>
                     </a:stretch>
@@ -2281,66 +3097,16 @@
           <w:iCs/>
           <w:sz w:val="24"/>
           <w:szCs w:val="24"/>
-          <w:lang w:val="en-US"/>
-        </w:rPr>
-      </w:pPr>
-    </w:p>
-    <w:p>
-      <w:pPr>
-        <w:spacing w:line="240" w:lineRule="auto"/>
-        <w:jc w:val="center"/>
-        <w:rPr>
-          <w:i/>
-          <w:iCs/>
-          <w:sz w:val="24"/>
-          <w:szCs w:val="24"/>
-          <w:lang w:val="en-US"/>
-        </w:rPr>
-      </w:pPr>
-    </w:p>
-    <w:p>
-      <w:pPr>
-        <w:spacing w:line="240" w:lineRule="auto"/>
-        <w:jc w:val="center"/>
-        <w:rPr>
-          <w:i/>
-          <w:iCs/>
-          <w:sz w:val="24"/>
-          <w:szCs w:val="24"/>
-          <w:lang w:val="en-US"/>
-        </w:rPr>
-      </w:pPr>
-    </w:p>
-    <w:p>
-      <w:pPr>
-        <w:spacing w:line="240" w:lineRule="auto"/>
-        <w:jc w:val="center"/>
-        <w:rPr>
-          <w:i/>
-          <w:iCs/>
-          <w:sz w:val="24"/>
-          <w:szCs w:val="24"/>
-          <w:lang w:val="en-US"/>
-        </w:rPr>
-      </w:pPr>
-    </w:p>
-    <w:p>
-      <w:pPr>
-        <w:spacing w:line="240" w:lineRule="auto"/>
-        <w:jc w:val="center"/>
-        <w:rPr>
-          <w:i/>
-          <w:iCs/>
-          <w:sz w:val="24"/>
-          <w:szCs w:val="24"/>
-        </w:rPr>
-      </w:pPr>
-    </w:p>
-    <w:p>
-      <w:pPr>
-        <w:spacing w:line="240" w:lineRule="auto"/>
-        <w:jc w:val="center"/>
-        <w:rPr>
+        </w:rPr>
+      </w:pPr>
+    </w:p>
+    <w:p>
+      <w:pPr>
+        <w:spacing w:line="240" w:lineRule="auto"/>
+        <w:jc w:val="center"/>
+        <w:rPr>
+          <w:i/>
+          <w:iCs/>
           <w:sz w:val="24"/>
           <w:szCs w:val="24"/>
         </w:rPr>
@@ -2363,6 +3129,78 @@
         </w:rPr>
         <w:t>без корректных данных</w:t>
       </w:r>
+    </w:p>
+    <w:p>
+      <w:pPr>
+        <w:spacing w:line="240" w:lineRule="auto"/>
+        <w:rPr>
+          <w:i/>
+          <w:iCs/>
+          <w:sz w:val="24"/>
+          <w:szCs w:val="24"/>
+        </w:rPr>
+      </w:pPr>
+      <w:r>
+        <w:rPr>
+          <w:sz w:val="24"/>
+          <w:szCs w:val="24"/>
+        </w:rPr>
+        <w:t>Текст</w:t>
+      </w:r>
+      <w:r>
+        <w:rPr>
+          <w:sz w:val="24"/>
+          <w:szCs w:val="24"/>
+        </w:rPr>
+        <w:t xml:space="preserve">: </w:t>
+      </w:r>
+      <w:r>
+        <w:rPr>
+          <w:sz w:val="24"/>
+          <w:szCs w:val="24"/>
+          <w:lang w:val="en-US"/>
+        </w:rPr>
+        <w:t>bad</w:t>
+      </w:r>
+      <w:r>
+        <w:rPr>
+          <w:sz w:val="24"/>
+          <w:szCs w:val="24"/>
+        </w:rPr>
+        <w:t xml:space="preserve"> </w:t>
+      </w:r>
+      <w:r>
+        <w:rPr>
+          <w:sz w:val="24"/>
+          <w:szCs w:val="24"/>
+          <w:lang w:val="en-US"/>
+        </w:rPr>
+        <w:t>text</w:t>
+      </w:r>
+    </w:p>
+    <w:p>
+      <w:pPr>
+        <w:spacing w:line="240" w:lineRule="auto"/>
+        <w:rPr>
+          <w:sz w:val="24"/>
+          <w:szCs w:val="24"/>
+          <w:lang w:val="en-US"/>
+        </w:rPr>
+      </w:pPr>
+      <w:r>
+        <w:rPr>
+          <w:sz w:val="24"/>
+          <w:szCs w:val="24"/>
+        </w:rPr>
+        <w:t>Результат</w:t>
+      </w:r>
+      <w:r>
+        <w:rPr>
+          <w:sz w:val="24"/>
+          <w:szCs w:val="24"/>
+        </w:rPr>
+        <w:t xml:space="preserve">: </w:t>
+      </w:r>
       <w:r>
         <w:rPr>
           <w:i/>
@@ -2374,6 +3212,7 @@
       </w:r>
       <w:r>
         <w:rPr>
+          <w:noProof/>
           <w:sz w:val="24"/>
           <w:szCs w:val="24"/>
         </w:rPr>
@@ -2393,7 +3232,7 @@
                     <pic:cNvPicPr/>
                   </pic:nvPicPr>
                   <pic:blipFill>
-                    <a:blip r:embed="rId22"/>
+                    <a:blip r:embed="rId23"/>
                     <a:stretch>
                       <a:fillRect/>
                     </a:stretch>
@@ -2450,28 +3289,66 @@
           <w:sz w:val="24"/>
           <w:szCs w:val="24"/>
         </w:rPr>
-        <w:t>на примере Виженера)</w:t>
-      </w:r>
-    </w:p>
-    <w:p>
-      <w:pPr>
-        <w:spacing w:line="240" w:lineRule="auto"/>
-        <w:jc w:val="center"/>
-        <w:rPr>
-          <w:i/>
-          <w:iCs/>
-          <w:sz w:val="24"/>
-          <w:szCs w:val="24"/>
-        </w:rPr>
-      </w:pPr>
-      <w:r>
-        <w:rPr>
-          <w:i/>
-          <w:iCs/>
-          <w:sz w:val="24"/>
-          <w:szCs w:val="24"/>
-        </w:rPr>
-        <w:t>Файл</w:t>
+        <w:t xml:space="preserve">на примере </w:t>
+      </w:r>
+      <w:proofErr w:type="spellStart"/>
+      <w:r>
+        <w:rPr>
+          <w:i/>
+          <w:iCs/>
+          <w:sz w:val="24"/>
+          <w:szCs w:val="24"/>
+        </w:rPr>
+        <w:t>Виженера</w:t>
+      </w:r>
+      <w:proofErr w:type="spellEnd"/>
+      <w:r>
+        <w:rPr>
+          <w:i/>
+          <w:iCs/>
+          <w:sz w:val="24"/>
+          <w:szCs w:val="24"/>
+        </w:rPr>
+        <w:t>)</w:t>
+      </w:r>
+    </w:p>
+    <w:p>
+      <w:pPr>
+        <w:spacing w:line="240" w:lineRule="auto"/>
+        <w:jc w:val="center"/>
+        <w:rPr>
+          <w:i/>
+          <w:iCs/>
+          <w:sz w:val="24"/>
+          <w:szCs w:val="24"/>
+        </w:rPr>
+      </w:pPr>
+      <w:r>
+        <w:rPr>
+          <w:i/>
+          <w:iCs/>
+          <w:sz w:val="24"/>
+          <w:szCs w:val="24"/>
+        </w:rPr>
+        <w:t xml:space="preserve">Исходные </w:t>
+      </w:r>
+      <w:r>
+        <w:rPr>
+          <w:i/>
+          <w:iCs/>
+          <w:sz w:val="24"/>
+          <w:szCs w:val="24"/>
+        </w:rPr>
+        <w:t>ф</w:t>
+      </w:r>
+      <w:r>
+        <w:rPr>
+          <w:i/>
+          <w:iCs/>
+          <w:sz w:val="24"/>
+          <w:szCs w:val="24"/>
+        </w:rPr>
+        <w:t>айл</w:t>
       </w:r>
       <w:r>
         <w:rPr>
@@ -2504,6 +3381,7 @@
         <w:rPr>
           <w:i/>
           <w:iCs/>
+          <w:noProof/>
           <w:sz w:val="24"/>
           <w:szCs w:val="24"/>
         </w:rPr>
@@ -2523,7 +3401,7 @@
                     <pic:cNvPicPr/>
                   </pic:nvPicPr>
                   <pic:blipFill rotWithShape="1">
-                    <a:blip r:embed="rId23"/>
+                    <a:blip r:embed="rId24"/>
                     <a:srcRect r="24142" b="47393"/>
                     <a:stretch>
                       <a:fillRect/>
@@ -2560,6 +3438,7 @@
       </w:r>
       <w:r>
         <w:rPr>
+          <w:noProof/>
           <w:sz w:val="24"/>
           <w:szCs w:val="24"/>
         </w:rPr>
@@ -2579,7 +3458,7 @@
                     <pic:cNvPicPr/>
                   </pic:nvPicPr>
                   <pic:blipFill rotWithShape="1">
-                    <a:blip r:embed="rId24"/>
+                    <a:blip r:embed="rId25"/>
                     <a:srcRect t="1" b="16275"/>
                     <a:stretch>
                       <a:fillRect/>
@@ -2614,17 +3493,172 @@
         <w:spacing w:line="240" w:lineRule="auto"/>
         <w:jc w:val="center"/>
         <w:rPr>
-          <w:sz w:val="24"/>
-          <w:szCs w:val="24"/>
-        </w:rPr>
-      </w:pPr>
-      <w:r>
-        <w:rPr>
-          <w:i/>
-          <w:iCs/>
-          <w:sz w:val="24"/>
-          <w:szCs w:val="24"/>
-        </w:rPr>
+          <w:i/>
+          <w:iCs/>
+          <w:sz w:val="24"/>
+          <w:szCs w:val="24"/>
+          <w:lang w:val="en-US"/>
+        </w:rPr>
+      </w:pPr>
+      <w:r>
+        <w:rPr>
+          <w:i/>
+          <w:iCs/>
+          <w:sz w:val="24"/>
+          <w:szCs w:val="24"/>
+        </w:rPr>
+        <w:t>Скаченный файл</w:t>
+      </w:r>
+      <w:r>
+        <w:rPr>
+          <w:i/>
+          <w:iCs/>
+          <w:sz w:val="24"/>
+          <w:szCs w:val="24"/>
+          <w:lang w:val="en-US"/>
+        </w:rPr>
+        <w:t>:</w:t>
+      </w:r>
+    </w:p>
+    <w:p>
+      <w:pPr>
+        <w:spacing w:line="240" w:lineRule="auto"/>
+        <w:jc w:val="center"/>
+        <w:rPr>
+          <w:i/>
+          <w:iCs/>
+          <w:sz w:val="24"/>
+          <w:szCs w:val="24"/>
+          <w:lang w:val="en-US"/>
+        </w:rPr>
+      </w:pPr>
+      <w:r>
+        <w:rPr>
+          <w:i/>
+          <w:iCs/>
+          <w:noProof/>
+          <w:sz w:val="24"/>
+          <w:szCs w:val="24"/>
+          <w:lang w:val="en-US"/>
+        </w:rPr>
+        <w:drawing>
+          <wp:inline distT="0" distB="0" distL="0" distR="0" wp14:anchorId="72F15892" wp14:editId="2FDFC623">
+            <wp:extent cx="3600953" cy="1295581"/>
+            <wp:effectExtent l="0" t="0" r="0" b="0"/>
+            <wp:docPr id="1833440003" name="Рисунок 1"/>
+            <wp:cNvGraphicFramePr>
+              <a:graphicFrameLocks xmlns:a="http://schemas.openxmlformats.org/drawingml/2006/main" noChangeAspect="1"/>
+            </wp:cNvGraphicFramePr>
+            <a:graphic xmlns:a="http://schemas.openxmlformats.org/drawingml/2006/main">
+              <a:graphicData uri="http://schemas.openxmlformats.org/drawingml/2006/picture">
+                <pic:pic xmlns:pic="http://schemas.openxmlformats.org/drawingml/2006/picture">
+                  <pic:nvPicPr>
+                    <pic:cNvPr id="1833440003" name=""/>
+                    <pic:cNvPicPr/>
+                  </pic:nvPicPr>
+                  <pic:blipFill>
+                    <a:blip r:embed="rId26"/>
+                    <a:stretch>
+                      <a:fillRect/>
+                    </a:stretch>
+                  </pic:blipFill>
+                  <pic:spPr>
+                    <a:xfrm>
+                      <a:off x="0" y="0"/>
+                      <a:ext cx="3600953" cy="1295581"/>
+                    </a:xfrm>
+                    <a:prstGeom prst="rect">
+                      <a:avLst/>
+                    </a:prstGeom>
+                  </pic:spPr>
+                </pic:pic>
+              </a:graphicData>
+            </a:graphic>
+          </wp:inline>
+        </w:drawing>
+      </w:r>
+    </w:p>
+    <w:p>
+      <w:pPr>
+        <w:spacing w:line="240" w:lineRule="auto"/>
+        <w:jc w:val="center"/>
+        <w:rPr>
+          <w:noProof/>
+        </w:rPr>
+      </w:pPr>
+    </w:p>
+    <w:p>
+      <w:pPr>
+        <w:spacing w:line="240" w:lineRule="auto"/>
+        <w:jc w:val="center"/>
+        <w:rPr>
+          <w:noProof/>
+        </w:rPr>
+      </w:pPr>
+    </w:p>
+    <w:p>
+      <w:pPr>
+        <w:spacing w:line="240" w:lineRule="auto"/>
+        <w:jc w:val="center"/>
+        <w:rPr>
+          <w:noProof/>
+        </w:rPr>
+      </w:pPr>
+    </w:p>
+    <w:p>
+      <w:pPr>
+        <w:spacing w:line="240" w:lineRule="auto"/>
+        <w:jc w:val="center"/>
+        <w:rPr>
+          <w:noProof/>
+        </w:rPr>
+      </w:pPr>
+    </w:p>
+    <w:p>
+      <w:pPr>
+        <w:spacing w:line="240" w:lineRule="auto"/>
+        <w:jc w:val="center"/>
+        <w:rPr>
+          <w:noProof/>
+        </w:rPr>
+      </w:pPr>
+    </w:p>
+    <w:p>
+      <w:pPr>
+        <w:spacing w:line="240" w:lineRule="auto"/>
+        <w:jc w:val="center"/>
+        <w:rPr>
+          <w:noProof/>
+        </w:rPr>
+      </w:pPr>
+    </w:p>
+    <w:p>
+      <w:pPr>
+        <w:spacing w:line="240" w:lineRule="auto"/>
+        <w:jc w:val="center"/>
+        <w:rPr>
+          <w:noProof/>
+        </w:rPr>
+      </w:pPr>
+    </w:p>
+    <w:p>
+      <w:pPr>
+        <w:spacing w:line="240" w:lineRule="auto"/>
+        <w:jc w:val="center"/>
+        <w:rPr>
+          <w:sz w:val="24"/>
+          <w:szCs w:val="24"/>
+          <w:lang w:val="en-US"/>
+        </w:rPr>
+      </w:pPr>
+      <w:r>
+        <w:rPr>
+          <w:i/>
+          <w:iCs/>
+          <w:sz w:val="24"/>
+          <w:szCs w:val="24"/>
+        </w:rPr>
+        <w:lastRenderedPageBreak/>
         <w:br/>
       </w:r>
       <w:r>
@@ -2641,23 +3675,103 @@
         </w:rPr>
         <w:t>:</w:t>
       </w:r>
-      <w:r>
-        <w:rPr>
-          <w:i/>
-          <w:iCs/>
-          <w:sz w:val="24"/>
-          <w:szCs w:val="24"/>
-        </w:rPr>
-        <w:br/>
-      </w:r>
-      <w:r>
-        <w:rPr>
+    </w:p>
+    <w:p>
+      <w:pPr>
+        <w:spacing w:line="240" w:lineRule="auto"/>
+        <w:rPr>
+          <w:i/>
+          <w:iCs/>
+          <w:sz w:val="24"/>
+          <w:szCs w:val="24"/>
+        </w:rPr>
+      </w:pPr>
+      <w:r>
+        <w:rPr>
+          <w:sz w:val="24"/>
+          <w:szCs w:val="24"/>
+        </w:rPr>
+        <w:t>Текст</w:t>
+      </w:r>
+      <w:r>
+        <w:rPr>
+          <w:sz w:val="24"/>
+          <w:szCs w:val="24"/>
+        </w:rPr>
+        <w:t xml:space="preserve">: </w:t>
+      </w:r>
+      <w:r>
+        <w:rPr>
+          <w:sz w:val="24"/>
+          <w:szCs w:val="24"/>
+        </w:rPr>
+        <w:t>как дела, друг</w:t>
+      </w:r>
+      <w:r>
+        <w:rPr>
+          <w:sz w:val="24"/>
+          <w:szCs w:val="24"/>
+        </w:rPr>
+        <w:t>?</w:t>
+      </w:r>
+    </w:p>
+    <w:p>
+      <w:pPr>
+        <w:spacing w:line="240" w:lineRule="auto"/>
+        <w:rPr>
+          <w:noProof/>
+          <w:sz w:val="24"/>
+          <w:szCs w:val="24"/>
+        </w:rPr>
+      </w:pPr>
+      <w:r>
+        <w:rPr>
+          <w:sz w:val="24"/>
+          <w:szCs w:val="24"/>
+        </w:rPr>
+        <w:t>Результат</w:t>
+      </w:r>
+      <w:r>
+        <w:rPr>
+          <w:sz w:val="24"/>
+          <w:szCs w:val="24"/>
+        </w:rPr>
+        <w:t>:</w:t>
+      </w:r>
+      <w:r>
+        <w:rPr>
+          <w:sz w:val="24"/>
+          <w:szCs w:val="24"/>
+          <w:lang w:val="en-US"/>
+        </w:rPr>
+        <w:t xml:space="preserve"> </w:t>
+      </w:r>
+      <w:r>
+        <w:rPr>
+          <w:sz w:val="24"/>
+          <w:szCs w:val="24"/>
+        </w:rPr>
+        <w:t>ХАХТОЮООЬСЪ</w:t>
+      </w:r>
+    </w:p>
+    <w:p>
+      <w:pPr>
+        <w:spacing w:line="240" w:lineRule="auto"/>
+        <w:jc w:val="center"/>
+        <w:rPr>
+          <w:sz w:val="24"/>
+          <w:szCs w:val="24"/>
+        </w:rPr>
+      </w:pPr>
+      <w:r>
+        <w:rPr>
+          <w:noProof/>
           <w:sz w:val="24"/>
           <w:szCs w:val="24"/>
         </w:rPr>
         <w:drawing>
-          <wp:inline distT="0" distB="0" distL="0" distR="0" wp14:anchorId="16CCE986" wp14:editId="46A37D83">
-            <wp:extent cx="5940425" cy="3792220"/>
+          <wp:inline distT="0" distB="0" distL="0" distR="0" wp14:anchorId="16CCE986" wp14:editId="43FA485C">
+            <wp:extent cx="5940425" cy="3511296"/>
             <wp:effectExtent l="0" t="0" r="3175" b="0"/>
             <wp:docPr id="73016022" name="Рисунок 1"/>
             <wp:cNvGraphicFramePr>
@@ -2670,20 +3784,29 @@
                     <pic:cNvPr id="73016022" name=""/>
                     <pic:cNvPicPr/>
                   </pic:nvPicPr>
-                  <pic:blipFill>
-                    <a:blip r:embed="rId25"/>
+                  <pic:blipFill rotWithShape="1">
+                    <a:blip r:embed="rId27"/>
+                    <a:srcRect b="7408"/>
                     <a:stretch>
                       <a:fillRect/>
                     </a:stretch>
                   </pic:blipFill>
-                  <pic:spPr>
+                  <pic:spPr bwMode="auto">
                     <a:xfrm>
                       <a:off x="0" y="0"/>
-                      <a:ext cx="5940425" cy="3792220"/>
+                      <a:ext cx="5940425" cy="3511296"/>
                     </a:xfrm>
                     <a:prstGeom prst="rect">
                       <a:avLst/>
                     </a:prstGeom>
+                    <a:ln>
+                      <a:noFill/>
+                    </a:ln>
+                    <a:extLst>
+                      <a:ext uri="{53640926-AAD7-44D8-BBD7-CCE9431645EC}">
+                        <a14:shadowObscured xmlns:a14="http://schemas.microsoft.com/office/drawing/2010/main"/>
+                      </a:ext>
+                    </a:extLst>
                   </pic:spPr>
                 </pic:pic>
               </a:graphicData>
@@ -2697,18 +3820,16 @@
         <w:spacing w:line="240" w:lineRule="auto"/>
         <w:jc w:val="center"/>
         <w:rPr>
-          <w:i/>
-          <w:iCs/>
-          <w:sz w:val="24"/>
-          <w:szCs w:val="24"/>
-        </w:rPr>
-      </w:pPr>
-      <w:r>
-        <w:rPr>
-          <w:sz w:val="24"/>
-          <w:szCs w:val="24"/>
-        </w:rPr>
-        <w:lastRenderedPageBreak/>
+          <w:sz w:val="24"/>
+          <w:szCs w:val="24"/>
+        </w:rPr>
+      </w:pPr>
+      <w:proofErr w:type="spellStart"/>
+      <w:r>
+        <w:rPr>
+          <w:sz w:val="24"/>
+          <w:szCs w:val="24"/>
+        </w:rPr>
         <w:t>Дещ</w:t>
       </w:r>
       <w:r>
@@ -2718,6 +3839,7 @@
         </w:rPr>
         <w:t>ифрование</w:t>
       </w:r>
+      <w:proofErr w:type="spellEnd"/>
       <w:r>
         <w:rPr>
           <w:sz w:val="24"/>
@@ -2729,18 +3851,89 @@
     <w:p>
       <w:pPr>
         <w:spacing w:line="240" w:lineRule="auto"/>
-        <w:jc w:val="center"/>
-        <w:rPr>
-          <w:i/>
-          <w:iCs/>
-          <w:sz w:val="24"/>
-          <w:szCs w:val="24"/>
-        </w:rPr>
-      </w:pPr>
-      <w:r>
-        <w:rPr>
-          <w:i/>
-          <w:iCs/>
+        <w:rPr>
+          <w:i/>
+          <w:iCs/>
+          <w:sz w:val="24"/>
+          <w:szCs w:val="24"/>
+        </w:rPr>
+      </w:pPr>
+      <w:r>
+        <w:rPr>
+          <w:sz w:val="24"/>
+          <w:szCs w:val="24"/>
+        </w:rPr>
+        <w:t>Текст</w:t>
+      </w:r>
+      <w:r>
+        <w:rPr>
+          <w:sz w:val="24"/>
+          <w:szCs w:val="24"/>
+        </w:rPr>
+        <w:t xml:space="preserve">: </w:t>
+      </w:r>
+      <w:r>
+        <w:rPr>
+          <w:sz w:val="24"/>
+          <w:szCs w:val="24"/>
+        </w:rPr>
+        <w:t>ХАХТОЮООЬСЪ</w:t>
+      </w:r>
+    </w:p>
+    <w:p>
+      <w:pPr>
+        <w:spacing w:line="240" w:lineRule="auto"/>
+        <w:rPr>
+          <w:noProof/>
+          <w:sz w:val="24"/>
+          <w:szCs w:val="24"/>
+        </w:rPr>
+      </w:pPr>
+      <w:r>
+        <w:rPr>
+          <w:sz w:val="24"/>
+          <w:szCs w:val="24"/>
+        </w:rPr>
+        <w:t>Результат</w:t>
+      </w:r>
+      <w:r>
+        <w:rPr>
+          <w:sz w:val="24"/>
+          <w:szCs w:val="24"/>
+        </w:rPr>
+        <w:t>:</w:t>
+      </w:r>
+      <w:r>
+        <w:rPr>
+          <w:sz w:val="24"/>
+          <w:szCs w:val="24"/>
+        </w:rPr>
+        <w:t xml:space="preserve"> </w:t>
+      </w:r>
+      <w:r>
+        <w:rPr>
+          <w:sz w:val="24"/>
+          <w:szCs w:val="24"/>
+        </w:rPr>
+        <w:t>КАКДЕЛАДРУГ</w:t>
+      </w:r>
+    </w:p>
+    <w:p>
+      <w:pPr>
+        <w:spacing w:line="240" w:lineRule="auto"/>
+        <w:jc w:val="center"/>
+        <w:rPr>
+          <w:i/>
+          <w:iCs/>
+          <w:sz w:val="24"/>
+          <w:szCs w:val="24"/>
+        </w:rPr>
+      </w:pPr>
+      <w:r>
+        <w:rPr>
+          <w:i/>
+          <w:iCs/>
+          <w:noProof/>
           <w:sz w:val="24"/>
           <w:szCs w:val="24"/>
           <w:lang w:val="en-US"/>
@@ -2761,7 +3954,7 @@
                     <pic:cNvPicPr/>
                   </pic:nvPicPr>
                   <pic:blipFill>
-                    <a:blip r:embed="rId26"/>
+                    <a:blip r:embed="rId28"/>
                     <a:stretch>
                       <a:fillRect/>
                     </a:stretch>
@@ -2770,95 +3963,6 @@
                     <a:xfrm>
                       <a:off x="0" y="0"/>
                       <a:ext cx="5940425" cy="3797935"/>
-                    </a:xfrm>
-                    <a:prstGeom prst="rect">
-                      <a:avLst/>
-                    </a:prstGeom>
-                  </pic:spPr>
-                </pic:pic>
-              </a:graphicData>
-            </a:graphic>
-          </wp:inline>
-        </w:drawing>
-      </w:r>
-    </w:p>
-    <w:p>
-      <w:pPr>
-        <w:spacing w:line="240" w:lineRule="auto"/>
-        <w:jc w:val="center"/>
-        <w:rPr>
-          <w:i/>
-          <w:iCs/>
-          <w:sz w:val="24"/>
-          <w:szCs w:val="24"/>
-          <w:lang w:val="en-US"/>
-        </w:rPr>
-      </w:pPr>
-      <w:r>
-        <w:rPr>
-          <w:i/>
-          <w:iCs/>
-          <w:sz w:val="24"/>
-          <w:szCs w:val="24"/>
-        </w:rPr>
-        <w:t>Скаченный файл</w:t>
-      </w:r>
-      <w:r>
-        <w:rPr>
-          <w:i/>
-          <w:iCs/>
-          <w:sz w:val="24"/>
-          <w:szCs w:val="24"/>
-          <w:lang w:val="en-US"/>
-        </w:rPr>
-        <w:t>:</w:t>
-      </w:r>
-    </w:p>
-    <w:p>
-      <w:pPr>
-        <w:spacing w:line="240" w:lineRule="auto"/>
-        <w:jc w:val="center"/>
-        <w:rPr>
-          <w:i/>
-          <w:iCs/>
-          <w:sz w:val="24"/>
-          <w:szCs w:val="24"/>
-          <w:lang w:val="en-US"/>
-        </w:rPr>
-      </w:pPr>
-      <w:r>
-        <w:rPr>
-          <w:i/>
-          <w:iCs/>
-          <w:sz w:val="24"/>
-          <w:szCs w:val="24"/>
-          <w:lang w:val="en-US"/>
-        </w:rPr>
-        <w:drawing>
-          <wp:inline distT="0" distB="0" distL="0" distR="0" wp14:anchorId="6069820A" wp14:editId="4AAE94E5">
-            <wp:extent cx="3600953" cy="1295581"/>
-            <wp:effectExtent l="0" t="0" r="0" b="0"/>
-            <wp:docPr id="1833440003" name="Рисунок 1"/>
-            <wp:cNvGraphicFramePr>
-              <a:graphicFrameLocks xmlns:a="http://schemas.openxmlformats.org/drawingml/2006/main" noChangeAspect="1"/>
-            </wp:cNvGraphicFramePr>
-            <a:graphic xmlns:a="http://schemas.openxmlformats.org/drawingml/2006/main">
-              <a:graphicData uri="http://schemas.openxmlformats.org/drawingml/2006/picture">
-                <pic:pic xmlns:pic="http://schemas.openxmlformats.org/drawingml/2006/picture">
-                  <pic:nvPicPr>
-                    <pic:cNvPr id="1833440003" name=""/>
-                    <pic:cNvPicPr/>
-                  </pic:nvPicPr>
-                  <pic:blipFill>
-                    <a:blip r:embed="rId27"/>
-                    <a:stretch>
-                      <a:fillRect/>
-                    </a:stretch>
-                  </pic:blipFill>
-                  <pic:spPr>
-                    <a:xfrm>
-                      <a:off x="0" y="0"/>
-                      <a:ext cx="3600953" cy="1295581"/>
                     </a:xfrm>
                     <a:prstGeom prst="rect">
                       <a:avLst/>
@@ -3485,6 +4589,7 @@
   <w:style w:type="character" w:default="1" w:styleId="a0">
     <w:name w:val="Default Paragraph Font"/>
     <w:uiPriority w:val="1"/>
+    <w:semiHidden/>
     <w:unhideWhenUsed/>
   </w:style>
   <w:style w:type="table" w:default="1" w:styleId="a1">
@@ -3954,4 +5059,16 @@
   <a:objectDefaults/>
   <a:extraClrSchemeLst/>
 </a:theme>
+</file>
+
+<file path=customXml/item1.xml><?xml version="1.0" encoding="utf-8"?>
+<b:Sources xmlns:b="http://schemas.openxmlformats.org/officeDocument/2006/bibliography" xmlns="http://schemas.openxmlformats.org/officeDocument/2006/bibliography" SelectedStyle="\APASixthEditionOfficeOnline.xsl" StyleName="APA" Version="6"/>
+</file>
+
+<file path=customXml/itemProps1.xml><?xml version="1.0" encoding="utf-8"?>
+<ds:datastoreItem xmlns:ds="http://schemas.openxmlformats.org/officeDocument/2006/customXml" ds:itemID="{3C6C50DC-DB5D-4F31-B4B2-F125AC8D6790}">
+  <ds:schemaRefs>
+    <ds:schemaRef ds:uri="http://schemas.openxmlformats.org/officeDocument/2006/bibliography"/>
+  </ds:schemaRefs>
+</ds:datastoreItem>
 </file>